--- a/defense/docs/reviews/official_reviewer_1_review_en.docx
+++ b/defense/docs/reviews/official_reviewer_1_review_en.docx
@@ -32,7 +32,7 @@
           <w:sz w:val="28"/>
           <w:u w:val="none"/>
         </w:rPr>
-        <w:t>on the dissertation work of Yesmukhamedov Nurmaganbet Seitkaliuly on the topic «Automated Diabetic Retinopathy Diagnosis via Fundus Image Enhancement and CNN Classification», provided for the degree of Doctor of Philosophy (PhD) in the educational program: 8D06104 — Computer systems and software engineering</w:t>
+        <w:t>on the dissertation work of Yesmukhamedov Nurmaganbet Seitkaliuly on the topic «Computer System for Processing and Analysis of Eye Data to Support Laser Coagulation in the Treatment of Diabetic Retinopathy», provided for the degree of Doctor of Philosophy (PhD) in the educational program: 8D06102 — Computer and Software Engineering</w:t>
       </w:r>
     </w:p>
     <w:tbl>
@@ -4937,7 +4937,7 @@
           <w:sz w:val="28"/>
           <w:u w:val="none"/>
         </w:rPr>
-        <w:t>The presented dissertation for the degree of Doctor of Philosophy (PhD) by Yesmukhamedov Nurmaganbet Seitkaliuly on the topic «Automated Diabetic Retinopathy Diagnosis via Fundus Image Enhancement and CNN Classification» is a completed independent piece of scientific research, which meets the requirements of the Rules for awarding degrees, and its author deserves to be petitioned before the Committee for the award of the degree of Doctor of Philosophy (PhD) in the educational program 8D06104 — Computer systems and software engineering.</w:t>
+        <w:t>The presented dissertation for the degree of Doctor of Philosophy (PhD) by Yesmukhamedov Nurmaganbet Seitkaliuly on the topic «Computer System for Processing and Analysis of Eye Data to Support Laser Coagulation in the Treatment of Diabetic Retinopathy» is a completed independent piece of scientific research, which meets the requirements of the Rules for awarding degrees, and its author deserves to be petitioned before the Committee for the award of the degree of Doctor of Philosophy (PhD) in the educational program 8D06102 — Computer and Software Engineering.</w:t>
       </w:r>
     </w:p>
     <w:p>

--- a/defense/docs/reviews/official_reviewer_1_review_en.docx
+++ b/defense/docs/reviews/official_reviewer_1_review_en.docx
@@ -4937,18 +4937,39 @@
           <w:sz w:val="28"/>
           <w:u w:val="none"/>
         </w:rPr>
-        <w:t>The presented dissertation for the degree of Doctor of Philosophy (PhD) by Yesmukhamedov Nurmaganbet Seitkaliuly on the topic «Computer System for Processing and Analysis of Eye Data to Support Laser Coagulation in the Treatment of Diabetic Retinopathy» is a completed independent piece of scientific research, which meets the requirements of the Rules for awarding degrees, and its author deserves to be petitioned before the Committee for the award of the degree of Doctor of Philosophy (PhD) in the educational program 8D06102 — Computer and Software Engineering.</w:t>
+        <w:t xml:space="preserve">The presented dissertation for the degree of Doctor of Philosophy (PhD) by </w:t>
+      </w:r>
+      <w:r>
+        <w:rPr>
+          <w:rFonts w:ascii="Times New Roman" w:hAnsi="Times New Roman" w:cs="Times New Roman" w:eastAsia="Times New Roman"/>
+          <w:b/>
+          <w:i w:val="0"/>
+          <w:sz w:val="28"/>
+          <w:u w:val="none"/>
+        </w:rPr>
+        <w:t>Yesmukhamedov Nurmaganbet Seitkaliuly</w:t>
+      </w:r>
+      <w:r>
+        <w:rPr>
+          <w:rFonts w:ascii="Times New Roman" w:hAnsi="Times New Roman" w:cs="Times New Roman" w:eastAsia="Times New Roman"/>
+          <w:b w:val="0"/>
+          <w:i w:val="0"/>
+          <w:sz w:val="28"/>
+          <w:u w:val="none"/>
+        </w:rPr>
+        <w:t xml:space="preserve"> on the topic «Computer System for Processing and Analysis of Eye Data to Support Laser Coagulation in the Treatment of Diabetic Retinopathy» is a completed independent piece of scientific research, which meets the requirements of the Rules for awarding degrees, and its author deserves to be petitioned before the Committee for the award of the degree of Doctor of Philosophy (PhD) in the educational program 8D06102 — Computer and Software Engineering.</w:t>
       </w:r>
     </w:p>
     <w:p>
       <w:pPr>
-        <w:ind w:firstLine="709"/>
-        <w:jc w:val="both"/>
+        <w:spacing w:after="0" w:before="280"/>
+        <w:ind w:firstLine="0"/>
+        <w:jc w:val="left"/>
       </w:pPr>
       <w:r>
         <w:rPr>
           <w:rFonts w:ascii="Times New Roman" w:hAnsi="Times New Roman" w:cs="Times New Roman" w:eastAsia="Times New Roman"/>
-          <w:b w:val="0"/>
+          <w:b/>
           <w:i w:val="0"/>
           <w:sz w:val="28"/>
           <w:u w:val="none"/>
@@ -4958,7 +4979,7 @@
     </w:p>
     <w:p>
       <w:pPr>
-        <w:spacing w:after="0"/>
+        <w:spacing w:after="0" w:before="280"/>
         <w:ind w:firstLine="0"/>
         <w:jc w:val="left"/>
       </w:pPr>
@@ -4975,7 +4996,7 @@
     </w:p>
     <w:p>
       <w:pPr>
-        <w:spacing w:after="0"/>
+        <w:spacing w:after="0" w:before="0"/>
         <w:ind w:firstLine="0"/>
         <w:jc w:val="left"/>
       </w:pPr>
@@ -4995,7 +5016,7 @@
         <w:tabs>
           <w:tab w:pos="14570" w:val="right"/>
         </w:tabs>
-        <w:spacing w:after="0"/>
+        <w:spacing w:after="0" w:before="0"/>
         <w:ind w:firstLine="0"/>
         <w:jc w:val="left"/>
       </w:pPr>
@@ -5022,7 +5043,7 @@
       <w:r>
         <w:rPr>
           <w:rFonts w:ascii="Times New Roman" w:hAnsi="Times New Roman" w:cs="Times New Roman" w:eastAsia="Times New Roman"/>
-          <w:b w:val="0"/>
+          <w:b/>
           <w:i w:val="0"/>
           <w:sz w:val="28"/>
           <w:u w:val="none"/>

--- a/defense/docs/reviews/official_reviewer_1_review_en.docx
+++ b/defense/docs/reviews/official_reviewer_1_review_en.docx
@@ -4432,7 +4432,7 @@
                 <w:sz w:val="28"/>
                 <w:u w:val="none"/>
               </w:rPr>
-              <w:t>The volume is set out on 264 pages and contains 42 tables, 26 figures and two diagrams, with 107 sources in the reference list. The notation is consistent throughout, the abbreviations are declared in a dedicated register, and the formatting conforms to the applicable state standard.</w:t>
+              <w:t>The volume is set out on 265 pages and contains 42 tables, 26 figures and two diagrams, with 107 sources in the reference list. The notation is consistent throughout, the abbreviations are declared in a dedicated register, and the formatting conforms to the applicable state standard.</w:t>
             </w:r>
           </w:p>
           <w:p>

--- a/defense/docs/reviews/official_reviewer_1_review_en.docx
+++ b/defense/docs/reviews/official_reviewer_1_review_en.docx
@@ -4804,7 +4804,7 @@
                 <w:sz w:val="28"/>
                 <w:u w:val="none"/>
               </w:rPr>
-              <w:t>, 2024, Vol. 2, No. 27-740.</w:t>
+              <w:t>, 2025, Vol. 2, No. 27-740.</w:t>
             </w:r>
           </w:p>
           <w:p>

--- a/defense/docs/reviews/official_reviewer_1_review_en.docx
+++ b/defense/docs/reviews/official_reviewer_1_review_en.docx
@@ -51,6 +51,10 @@
         <w:gridCol w:w="3642"/>
       </w:tblGrid>
       <w:tr>
+        <w:trPr>
+          <w:tblHeader/>
+          <w:cantSplit/>
+        </w:trPr>
         <w:tc>
           <w:tcPr>
             <w:tcW w:type="dxa" w:w="583"/>
@@ -141,6 +145,9 @@
         </w:tc>
       </w:tr>
       <w:tr>
+        <w:trPr>
+          <w:cantSplit/>
+        </w:trPr>
         <w:tc>
           <w:tcPr>
             <w:tcW w:type="dxa" w:w="583"/>
@@ -359,6 +366,9 @@
         </w:tc>
       </w:tr>
       <w:tr>
+        <w:trPr>
+          <w:cantSplit/>
+        </w:trPr>
         <w:tc>
           <w:tcPr>
             <w:tcW w:type="dxa" w:w="583"/>
@@ -545,6 +555,9 @@
         </w:tc>
       </w:tr>
       <w:tr>
+        <w:trPr>
+          <w:cantSplit/>
+        </w:trPr>
         <w:tc>
           <w:tcPr>
             <w:tcW w:type="dxa" w:w="583"/>
@@ -725,6 +738,9 @@
         </w:tc>
       </w:tr>
       <w:tr>
+        <w:trPr>
+          <w:cantSplit/>
+        </w:trPr>
         <w:tc>
           <w:tcPr>
             <w:tcW w:type="dxa" w:w="583"/>
@@ -931,6 +947,9 @@
         </w:tc>
       </w:tr>
       <w:tr>
+        <w:trPr>
+          <w:cantSplit/>
+        </w:trPr>
         <w:tc>
           <w:tcPr>
             <w:tcW w:type="dxa" w:w="583"/>
@@ -1049,6 +1068,9 @@
         </w:tc>
       </w:tr>
       <w:tr>
+        <w:trPr>
+          <w:cantSplit/>
+        </w:trPr>
         <w:tc>
           <w:tcPr>
             <w:tcW w:type="dxa" w:w="583"/>
@@ -1161,12 +1183,15 @@
                 <w:sz w:val="28"/>
                 <w:u w:val="none"/>
               </w:rPr>
-              <w:t>The aim — to develop and experimentally validate an integrated enhancement-and-classification framework and to establish what difference the specification makes under controlled contrast — is answered objective by objective: the problem domain (Chapter 1), the theoretical foundations (Chapter 2), the formalised methodology (Chapter 3), the experimental programme (Chapter 4), the reliability apparatus and limits (Chapter 5), the screening architecture (Chapter 6). Six objectives, six chapters, and no objective without a result reported against it.</w:t>
+              <w:t>The aim — to develop and experimentally validate an integrated enhancement-and-classification framework and to establish what difference the specification makes under controlled contrast — is answered objective by objective: the problem domain (Chapter 1), the integrated methodology (Chapter 2), the experimental programme (Chapter 3), the screening architecture (Chapter 4). Four objectives, four chapters, and no objective without a result reported against it.</w:t>
             </w:r>
           </w:p>
         </w:tc>
       </w:tr>
       <w:tr>
+        <w:trPr>
+          <w:cantSplit/>
+        </w:trPr>
         <w:tc>
           <w:tcPr>
             <w:tcW w:type="dxa" w:w="583"/>
@@ -1305,6 +1330,9 @@
         </w:tc>
       </w:tr>
       <w:tr>
+        <w:trPr>
+          <w:cantSplit/>
+        </w:trPr>
         <w:tc>
           <w:tcPr>
             <w:tcW w:type="dxa" w:w="583"/>
@@ -1423,6 +1451,9 @@
         </w:tc>
       </w:tr>
       <w:tr>
+        <w:trPr>
+          <w:cantSplit/>
+        </w:trPr>
         <w:tc>
           <w:tcPr>
             <w:tcW w:type="dxa" w:w="583"/>
@@ -1617,6 +1648,9 @@
         </w:tc>
       </w:tr>
       <w:tr>
+        <w:trPr>
+          <w:cantSplit/>
+        </w:trPr>
         <w:tc>
           <w:tcPr>
             <w:tcW w:type="dxa" w:w="583"/>
@@ -1735,6 +1769,9 @@
         </w:tc>
       </w:tr>
       <w:tr>
+        <w:trPr>
+          <w:cantSplit/>
+        </w:trPr>
         <w:tc>
           <w:tcPr>
             <w:tcW w:type="dxa" w:w="583"/>
@@ -1869,6 +1906,9 @@
         </w:tc>
       </w:tr>
       <w:tr>
+        <w:trPr>
+          <w:cantSplit/>
+        </w:trPr>
         <w:tc>
           <w:tcPr>
             <w:tcW w:type="dxa" w:w="583"/>
@@ -1995,6 +2035,9 @@
         </w:tc>
       </w:tr>
       <w:tr>
+        <w:trPr>
+          <w:cantSplit/>
+        </w:trPr>
         <w:tc>
           <w:tcPr>
             <w:tcW w:type="dxa" w:w="583"/>
@@ -2436,6 +2479,9 @@
         </w:tc>
       </w:tr>
       <w:tr>
+        <w:trPr>
+          <w:cantSplit/>
+        </w:trPr>
         <w:tc>
           <w:tcPr>
             <w:tcW w:type="dxa" w:w="583"/>
@@ -2523,6 +2569,9 @@
         </w:tc>
       </w:tr>
       <w:tr>
+        <w:trPr>
+          <w:cantSplit/>
+        </w:trPr>
         <w:tc>
           <w:tcPr>
             <w:tcW w:type="dxa" w:w="583"/>
@@ -2610,6 +2659,9 @@
         </w:tc>
       </w:tr>
       <w:tr>
+        <w:trPr>
+          <w:cantSplit/>
+        </w:trPr>
         <w:tc>
           <w:tcPr>
             <w:tcW w:type="dxa" w:w="583"/>
@@ -2697,6 +2749,9 @@
         </w:tc>
       </w:tr>
       <w:tr>
+        <w:trPr>
+          <w:cantSplit/>
+        </w:trPr>
         <w:tc>
           <w:tcPr>
             <w:tcW w:type="dxa" w:w="583"/>
@@ -2784,6 +2839,9 @@
         </w:tc>
       </w:tr>
       <w:tr>
+        <w:trPr>
+          <w:cantSplit/>
+        </w:trPr>
         <w:tc>
           <w:tcPr>
             <w:tcW w:type="dxa" w:w="583"/>
@@ -2871,6 +2929,9 @@
         </w:tc>
       </w:tr>
       <w:tr>
+        <w:trPr>
+          <w:cantSplit/>
+        </w:trPr>
         <w:tc>
           <w:tcPr>
             <w:tcW w:type="dxa" w:w="583"/>
@@ -2958,6 +3019,9 @@
         </w:tc>
       </w:tr>
       <w:tr>
+        <w:trPr>
+          <w:cantSplit/>
+        </w:trPr>
         <w:tc>
           <w:tcPr>
             <w:tcW w:type="dxa" w:w="583"/>
@@ -3045,6 +3109,9 @@
         </w:tc>
       </w:tr>
       <w:tr>
+        <w:trPr>
+          <w:cantSplit/>
+        </w:trPr>
         <w:tc>
           <w:tcPr>
             <w:tcW w:type="dxa" w:w="583"/>
@@ -3132,6 +3199,9 @@
         </w:tc>
       </w:tr>
       <w:tr>
+        <w:trPr>
+          <w:cantSplit/>
+        </w:trPr>
         <w:tc>
           <w:tcPr>
             <w:tcW w:type="dxa" w:w="583"/>
@@ -3219,6 +3289,9 @@
         </w:tc>
       </w:tr>
       <w:tr>
+        <w:trPr>
+          <w:cantSplit/>
+        </w:trPr>
         <w:tc>
           <w:tcPr>
             <w:tcW w:type="dxa" w:w="583"/>
@@ -3322,6 +3395,9 @@
         </w:tc>
       </w:tr>
       <w:tr>
+        <w:trPr>
+          <w:cantSplit/>
+        </w:trPr>
         <w:tc>
           <w:tcPr>
             <w:tcW w:type="dxa" w:w="583"/>
@@ -3512,6 +3588,9 @@
         </w:tc>
       </w:tr>
       <w:tr>
+        <w:trPr>
+          <w:cantSplit/>
+        </w:trPr>
         <w:tc>
           <w:tcPr>
             <w:tcW w:type="dxa" w:w="583"/>
@@ -3614,6 +3693,9 @@
         </w:tc>
       </w:tr>
       <w:tr>
+        <w:trPr>
+          <w:cantSplit/>
+        </w:trPr>
         <w:tc>
           <w:tcPr>
             <w:tcW w:type="dxa" w:w="583"/>
@@ -3716,6 +3798,9 @@
         </w:tc>
       </w:tr>
       <w:tr>
+        <w:trPr>
+          <w:cantSplit/>
+        </w:trPr>
         <w:tc>
           <w:tcPr>
             <w:tcW w:type="dxa" w:w="583"/>
@@ -3796,6 +3881,9 @@
         </w:tc>
       </w:tr>
       <w:tr>
+        <w:trPr>
+          <w:cantSplit/>
+        </w:trPr>
         <w:tc>
           <w:tcPr>
             <w:tcW w:type="dxa" w:w="583"/>
@@ -3870,7 +3958,7 @@
                 <w:sz w:val="28"/>
                 <w:u w:val="none"/>
               </w:rPr>
-              <w:t>The reference list comprises 107 sources and is sufficient for the review: current in the deep-learning parts and appropriately conservative in the clinical ones.</w:t>
+              <w:t>The reference list comprises 99 sources and is sufficient for the review: current in the deep-learning parts and appropriately conservative in the clinical ones.</w:t>
             </w:r>
           </w:p>
           <w:p>
@@ -3892,6 +3980,9 @@
         </w:tc>
       </w:tr>
       <w:tr>
+        <w:trPr>
+          <w:cantSplit/>
+        </w:trPr>
         <w:tc>
           <w:tcPr>
             <w:tcW w:type="dxa" w:w="583"/>
@@ -4054,6 +4145,9 @@
         </w:tc>
       </w:tr>
       <w:tr>
+        <w:trPr>
+          <w:cantSplit/>
+        </w:trPr>
         <w:tc>
           <w:tcPr>
             <w:tcW w:type="dxa" w:w="583"/>
@@ -4156,6 +4250,9 @@
         </w:tc>
       </w:tr>
       <w:tr>
+        <w:trPr>
+          <w:cantSplit/>
+        </w:trPr>
         <w:tc>
           <w:tcPr>
             <w:tcW w:type="dxa" w:w="583"/>
@@ -4274,6 +4371,9 @@
         </w:tc>
       </w:tr>
       <w:tr>
+        <w:trPr>
+          <w:cantSplit/>
+        </w:trPr>
         <w:tc>
           <w:tcPr>
             <w:tcW w:type="dxa" w:w="583"/>
@@ -4432,7 +4532,7 @@
                 <w:sz w:val="28"/>
                 <w:u w:val="none"/>
               </w:rPr>
-              <w:t>The volume is set out on 265 pages and contains 42 tables, 26 figures and two diagrams, with 107 sources in the reference list. The notation is consistent throughout, the abbreviations are declared in a dedicated register, and the formatting conforms to the applicable state standard.</w:t>
+              <w:t>The volume is set out on 117 pages and contains 19 tables, 16 figures and four diagrams, with 99 sources in the reference list. The notation is consistent throughout, the abbreviations are declared in a dedicated register, and the formatting conforms to the applicable state standard.</w:t>
             </w:r>
           </w:p>
           <w:p>
@@ -4454,6 +4554,9 @@
         </w:tc>
       </w:tr>
       <w:tr>
+        <w:trPr>
+          <w:cantSplit/>
+        </w:trPr>
         <w:tc>
           <w:tcPr>
             <w:tcW w:type="dxa" w:w="583"/>
@@ -4582,6 +4685,9 @@
         </w:tc>
       </w:tr>
       <w:tr>
+        <w:trPr>
+          <w:cantSplit/>
+        </w:trPr>
         <w:tc>
           <w:tcPr>
             <w:tcW w:type="dxa" w:w="583"/>
@@ -4826,6 +4932,9 @@
         </w:tc>
       </w:tr>
       <w:tr>
+        <w:trPr>
+          <w:cantSplit/>
+        </w:trPr>
         <w:tc>
           <w:tcPr>
             <w:tcW w:type="dxa" w:w="583"/>

--- a/defense/docs/reviews/official_reviewer_1_review_en.docx
+++ b/defense/docs/reviews/official_reviewer_1_review_en.docx
@@ -3958,7 +3958,7 @@
                 <w:sz w:val="28"/>
                 <w:u w:val="none"/>
               </w:rPr>
-              <w:t>The reference list comprises 99 sources and is sufficient for the review: current in the deep-learning parts and appropriately conservative in the clinical ones.</w:t>
+              <w:t>The reference list comprises 102 sources and is sufficient for the review: current in the deep-learning parts and appropriately conservative in the clinical ones.</w:t>
             </w:r>
           </w:p>
           <w:p>
@@ -4532,7 +4532,7 @@
                 <w:sz w:val="28"/>
                 <w:u w:val="none"/>
               </w:rPr>
-              <w:t>The volume is set out on 117 pages and contains 19 tables, 16 figures and four diagrams, with 99 sources in the reference list. The notation is consistent throughout, the abbreviations are declared in a dedicated register, and the formatting conforms to the applicable state standard.</w:t>
+              <w:t>The volume is set out on 118 pages and contains 19 tables, 16 figures and four diagrams, with 102 sources in the reference list. The notation is consistent throughout, the abbreviations are declared in a dedicated register, and the formatting conforms to the applicable state standard.</w:t>
             </w:r>
           </w:p>
           <w:p>

--- a/defense/docs/reviews/official_reviewer_1_review_en.docx
+++ b/defense/docs/reviews/official_reviewer_1_review_en.docx
@@ -4532,7 +4532,7 @@
                 <w:sz w:val="28"/>
                 <w:u w:val="none"/>
               </w:rPr>
-              <w:t>The volume is set out on 118 pages and contains 19 tables, 16 figures and four diagrams, with 102 sources in the reference list. The notation is consistent throughout, the abbreviations are declared in a dedicated register, and the formatting conforms to the applicable state standard.</w:t>
+              <w:t>The volume is set out on 113 pages and contains 19 tables, 16 figures and four diagrams, with 102 sources in the reference list. The notation is consistent throughout, the abbreviations are declared in a dedicated register, and the formatting conforms to the applicable state standard.</w:t>
             </w:r>
           </w:p>
           <w:p>

--- a/defense/docs/reviews/official_reviewer_1_review_en.docx
+++ b/defense/docs/reviews/official_reviewer_1_review_en.docx
@@ -32,7 +32,7 @@
           <w:sz w:val="28"/>
           <w:u w:val="none"/>
         </w:rPr>
-        <w:t>on the dissertation work of Yesmukhamedov Nurmaganbet Seitkaliuly on the topic «Computer System for Processing and Analysis of Eye Data to Support Laser Coagulation in the Treatment of Diabetic Retinopathy», provided for the degree of Doctor of Philosophy (PhD) in the educational program: 8D06102 — Computer and Software Engineering</w:t>
+        <w:t>on the dissertation work of Yesmukhamedov Nurmaganbet Seitkaliuly on the topic «Information system for automatic detection of retinal diseases based on deep learning using optical coherence tomography images», provided for the degree of Doctor of Philosophy (PhD) in the educational program: 8D06102 — Computer and Software Engineering</w:t>
       </w:r>
     </w:p>
     <w:tbl>
@@ -5066,7 +5066,7 @@
           <w:sz w:val="28"/>
           <w:u w:val="none"/>
         </w:rPr>
-        <w:t xml:space="preserve"> on the topic «Computer System for Processing and Analysis of Eye Data to Support Laser Coagulation in the Treatment of Diabetic Retinopathy» is a completed independent piece of scientific research, which meets the requirements of the Rules for awarding degrees, and its author deserves to be petitioned before the Committee for the award of the degree of Doctor of Philosophy (PhD) in the educational program 8D06102 — Computer and Software Engineering.</w:t>
+        <w:t xml:space="preserve"> on the topic «Information system for automatic detection of retinal diseases based on deep learning using optical coherence tomography images» is a completed independent piece of scientific research, which meets the requirements of the Rules for awarding degrees, and its author deserves to be petitioned before the Committee for the award of the degree of Doctor of Philosophy (PhD) in the educational program 8D06102 — Computer and Software Engineering.</w:t>
       </w:r>
     </w:p>
     <w:p>
